--- a/results/paper_tables/session/01_dr_global_by_molecule.docx
+++ b/results/paper_tables/session/01_dr_global_by_molecule.docx
@@ -17,7 +17,7 @@
         <w:ind w:left="60" w:right="60" w:firstLine="0" w:firstLineChars="0"/>
       </w:pPr>
       <w:r>
-        <w:t xml:space="preserve">Global dose–response per molecule (all AE pooled)</w:t>
+        <w:t xml:space="preserve">Global dose-response by molecule</w:t>
       </w:r>
     </w:p>
     <w:tbl xmlns:a="http://schemas.openxmlformats.org/drawingml/2006/main" xmlns:pic="http://schemas.openxmlformats.org/drawingml/2006/picture">
@@ -27,15 +27,15 @@
         <w:tblLook w:firstRow="1" w:lastRow="0" w:firstColumn="0" w:lastColumn="0" w:noHBand="0" w:noVBand="1"/>
       </w:tblPr>
       <w:tblGrid>
-        <w:gridCol w:w="1080"/>
-        <w:gridCol w:w="1080"/>
-        <w:gridCol w:w="1080"/>
-        <w:gridCol w:w="1080"/>
-        <w:gridCol w:w="1080"/>
+        <w:gridCol w:w="1324"/>
+        <w:gridCol w:w="954"/>
+        <w:gridCol w:w="1144"/>
+        <w:gridCol w:w="1164"/>
+        <w:gridCol w:w="754"/>
       </w:tblGrid>
       <w:tr>
         <w:trPr>
-          <w:trHeight w:val="360" w:hRule="auto"/>
+          <w:trHeight w:val="474" w:hRule="auto"/>
           <w:tblHeader/>
         </w:trPr>
         header1
@@ -47,7 +47,7 @@
               <w:left w:val="none" w:sz="0" w:space="0" w:color="000000"/>
               <w:right w:val="none" w:sz="0" w:space="0" w:color="000000"/>
             </w:tcBorders>
-            <w:shd w:val="clear" w:color="auto" w:fill="FFFFFF"/>
+            <w:shd w:val="clear" w:color="auto" w:fill="F4F1FA"/>
             <w:tcMar>
               <w:top w:w="0" w:type="dxa"/>
               <w:bottom w:w="0" w:type="dxa"/>
@@ -65,29 +65,29 @@
                 <w:left w:val="none" w:sz="0" w:space="0" w:color="000000"/>
                 <w:right w:val="none" w:sz="0" w:space="0" w:color="000000"/>
               </w:pBdr>
-              <w:spacing w:after="100" w:before="100" w:line="240"/>
-              <w:ind w:left="100" w:right="100" w:firstLine="0" w:firstLineChars="0"/>
-              <w:rPr>
-                <w:rFonts w:ascii="Helvetica" w:hAnsi="Helvetica" w:eastAsia="Helvetica" w:cs="Helvetica"/>
-                <w:i w:val="false"/>
-                <w:b w:val="false"/>
-                <w:u w:val="none"/>
-                <w:strike w:val="false"/>
-                <w:sz w:val="22"/>
-                <w:szCs w:val="22"/>
-                <w:color w:val="000000"/>
+              <w:spacing w:after="60" w:before="60" w:line="240"/>
+              <w:ind w:left="60" w:right="60" w:firstLine="0" w:firstLineChars="0"/>
+              <w:rPr>
+                <w:rFonts w:ascii="Helvetica" w:hAnsi="Helvetica" w:eastAsia="Helvetica" w:cs="Helvetica"/>
+                <w:i w:val="false"/>
+                <w:b w:val="true"/>
+                <w:u w:val="none"/>
+                <w:strike w:val="false"/>
+                <w:sz w:val="18"/>
+                <w:szCs w:val="18"/>
+                <w:color w:val="24212B"/>
               </w:rPr>
             </w:pPr>
             <w:r>
               <w:rPr>
                 <w:rFonts w:ascii="Helvetica" w:hAnsi="Helvetica" w:eastAsia="Helvetica" w:cs="Helvetica"/>
                 <w:i w:val="false"/>
-                <w:b w:val="false"/>
-                <w:u w:val="none"/>
-                <w:strike w:val="false"/>
-                <w:sz w:val="22"/>
-                <w:szCs w:val="22"/>
-                <w:color w:val="000000"/>
+                <w:b w:val="true"/>
+                <w:u w:val="none"/>
+                <w:strike w:val="false"/>
+                <w:sz w:val="18"/>
+                <w:szCs w:val="18"/>
+                <w:color w:val="24212B"/>
               </w:rPr>
               <w:t xml:space="preserve">Molecule</w:t>
             </w:r>
@@ -101,7 +101,7 @@
               <w:left w:val="none" w:sz="0" w:space="0" w:color="000000"/>
               <w:right w:val="none" w:sz="0" w:space="0" w:color="000000"/>
             </w:tcBorders>
-            <w:shd w:val="clear" w:color="auto" w:fill="FFFFFF"/>
+            <w:shd w:val="clear" w:color="auto" w:fill="F4F1FA"/>
             <w:tcMar>
               <w:top w:w="0" w:type="dxa"/>
               <w:bottom w:w="0" w:type="dxa"/>
@@ -112,36 +112,36 @@
           </w:tcPr>
           <w:p>
             <w:pPr>
-              <w:jc w:val="right"/>
+              <w:jc w:val="center"/>
               <w:pBdr>
                 <w:bottom w:val="none" w:sz="0" w:space="0" w:color="000000"/>
                 <w:top w:val="none" w:sz="0" w:space="0" w:color="000000"/>
                 <w:left w:val="none" w:sz="0" w:space="0" w:color="000000"/>
                 <w:right w:val="none" w:sz="0" w:space="0" w:color="000000"/>
               </w:pBdr>
-              <w:spacing w:after="100" w:before="100" w:line="240"/>
-              <w:ind w:left="100" w:right="100" w:firstLine="0" w:firstLineChars="0"/>
-              <w:rPr>
-                <w:rFonts w:ascii="Helvetica" w:hAnsi="Helvetica" w:eastAsia="Helvetica" w:cs="Helvetica"/>
-                <w:i w:val="false"/>
-                <w:b w:val="false"/>
-                <w:u w:val="none"/>
-                <w:strike w:val="false"/>
-                <w:sz w:val="22"/>
-                <w:szCs w:val="22"/>
-                <w:color w:val="000000"/>
+              <w:spacing w:after="60" w:before="60" w:line="240"/>
+              <w:ind w:left="60" w:right="60" w:firstLine="0" w:firstLineChars="0"/>
+              <w:rPr>
+                <w:rFonts w:ascii="Helvetica" w:hAnsi="Helvetica" w:eastAsia="Helvetica" w:cs="Helvetica"/>
+                <w:i w:val="false"/>
+                <w:b w:val="true"/>
+                <w:u w:val="none"/>
+                <w:strike w:val="false"/>
+                <w:sz w:val="18"/>
+                <w:szCs w:val="18"/>
+                <w:color w:val="24212B"/>
               </w:rPr>
             </w:pPr>
             <w:r>
               <w:rPr>
                 <w:rFonts w:ascii="Helvetica" w:hAnsi="Helvetica" w:eastAsia="Helvetica" w:cs="Helvetica"/>
                 <w:i w:val="false"/>
-                <w:b w:val="false"/>
-                <w:u w:val="none"/>
-                <w:strike w:val="false"/>
-                <w:sz w:val="22"/>
-                <w:szCs w:val="22"/>
-                <w:color w:val="000000"/>
+                <w:b w:val="true"/>
+                <w:u w:val="none"/>
+                <w:strike w:val="false"/>
+                <w:sz w:val="18"/>
+                <w:szCs w:val="18"/>
+                <w:color w:val="24212B"/>
               </w:rPr>
               <w:t xml:space="preserve">k (total)</w:t>
             </w:r>
@@ -155,7 +155,7 @@
               <w:left w:val="none" w:sz="0" w:space="0" w:color="000000"/>
               <w:right w:val="none" w:sz="0" w:space="0" w:color="000000"/>
             </w:tcBorders>
-            <w:shd w:val="clear" w:color="auto" w:fill="FFFFFF"/>
+            <w:shd w:val="clear" w:color="auto" w:fill="F4F1FA"/>
             <w:tcMar>
               <w:top w:w="0" w:type="dxa"/>
               <w:bottom w:w="0" w:type="dxa"/>
@@ -166,36 +166,36 @@
           </w:tcPr>
           <w:p>
             <w:pPr>
-              <w:jc w:val="left"/>
+              <w:jc w:val="center"/>
               <w:pBdr>
                 <w:bottom w:val="none" w:sz="0" w:space="0" w:color="000000"/>
                 <w:top w:val="none" w:sz="0" w:space="0" w:color="000000"/>
                 <w:left w:val="none" w:sz="0" w:space="0" w:color="000000"/>
                 <w:right w:val="none" w:sz="0" w:space="0" w:color="000000"/>
               </w:pBdr>
-              <w:spacing w:after="100" w:before="100" w:line="240"/>
-              <w:ind w:left="100" w:right="100" w:firstLine="0" w:firstLineChars="0"/>
-              <w:rPr>
-                <w:rFonts w:ascii="Helvetica" w:hAnsi="Helvetica" w:eastAsia="Helvetica" w:cs="Helvetica"/>
-                <w:i w:val="false"/>
-                <w:b w:val="false"/>
-                <w:u w:val="none"/>
-                <w:strike w:val="false"/>
-                <w:sz w:val="22"/>
-                <w:szCs w:val="22"/>
-                <w:color w:val="000000"/>
+              <w:spacing w:after="60" w:before="60" w:line="240"/>
+              <w:ind w:left="60" w:right="60" w:firstLine="0" w:firstLineChars="0"/>
+              <w:rPr>
+                <w:rFonts w:ascii="Helvetica" w:hAnsi="Helvetica" w:eastAsia="Helvetica" w:cs="Helvetica"/>
+                <w:i w:val="false"/>
+                <w:b w:val="true"/>
+                <w:u w:val="none"/>
+                <w:strike w:val="false"/>
+                <w:sz w:val="18"/>
+                <w:szCs w:val="18"/>
+                <w:color w:val="24212B"/>
               </w:rPr>
             </w:pPr>
             <w:r>
               <w:rPr>
                 <w:rFonts w:ascii="Helvetica" w:hAnsi="Helvetica" w:eastAsia="Helvetica" w:cs="Helvetica"/>
                 <w:i w:val="false"/>
-                <w:b w:val="false"/>
-                <w:u w:val="none"/>
-                <w:strike w:val="false"/>
-                <w:sz w:val="22"/>
-                <w:szCs w:val="22"/>
-                <w:color w:val="000000"/>
+                <w:b w:val="true"/>
+                <w:u w:val="none"/>
+                <w:strike w:val="false"/>
+                <w:sz w:val="18"/>
+                <w:szCs w:val="18"/>
+                <w:color w:val="24212B"/>
               </w:rPr>
               <w:t xml:space="preserve">Q (model)</w:t>
             </w:r>
@@ -209,7 +209,7 @@
               <w:left w:val="none" w:sz="0" w:space="0" w:color="000000"/>
               <w:right w:val="none" w:sz="0" w:space="0" w:color="000000"/>
             </w:tcBorders>
-            <w:shd w:val="clear" w:color="auto" w:fill="FFFFFF"/>
+            <w:shd w:val="clear" w:color="auto" w:fill="F4F1FA"/>
             <w:tcMar>
               <w:top w:w="0" w:type="dxa"/>
               <w:bottom w:w="0" w:type="dxa"/>
@@ -220,36 +220,36 @@
           </w:tcPr>
           <w:p>
             <w:pPr>
-              <w:jc w:val="left"/>
+              <w:jc w:val="center"/>
               <w:pBdr>
                 <w:bottom w:val="none" w:sz="0" w:space="0" w:color="000000"/>
                 <w:top w:val="none" w:sz="0" w:space="0" w:color="000000"/>
                 <w:left w:val="none" w:sz="0" w:space="0" w:color="000000"/>
                 <w:right w:val="none" w:sz="0" w:space="0" w:color="000000"/>
               </w:pBdr>
-              <w:spacing w:after="100" w:before="100" w:line="240"/>
-              <w:ind w:left="100" w:right="100" w:firstLine="0" w:firstLineChars="0"/>
-              <w:rPr>
-                <w:rFonts w:ascii="Helvetica" w:hAnsi="Helvetica" w:eastAsia="Helvetica" w:cs="Helvetica"/>
-                <w:i w:val="false"/>
-                <w:b w:val="false"/>
-                <w:u w:val="none"/>
-                <w:strike w:val="false"/>
-                <w:sz w:val="22"/>
-                <w:szCs w:val="22"/>
-                <w:color w:val="000000"/>
+              <w:spacing w:after="60" w:before="60" w:line="240"/>
+              <w:ind w:left="60" w:right="60" w:firstLine="0" w:firstLineChars="0"/>
+              <w:rPr>
+                <w:rFonts w:ascii="Helvetica" w:hAnsi="Helvetica" w:eastAsia="Helvetica" w:cs="Helvetica"/>
+                <w:i w:val="false"/>
+                <w:b w:val="true"/>
+                <w:u w:val="none"/>
+                <w:strike w:val="false"/>
+                <w:sz w:val="18"/>
+                <w:szCs w:val="18"/>
+                <w:color w:val="24212B"/>
               </w:rPr>
             </w:pPr>
             <w:r>
               <w:rPr>
                 <w:rFonts w:ascii="Helvetica" w:hAnsi="Helvetica" w:eastAsia="Helvetica" w:cs="Helvetica"/>
                 <w:i w:val="false"/>
-                <w:b w:val="false"/>
-                <w:u w:val="none"/>
-                <w:strike w:val="false"/>
-                <w:sz w:val="22"/>
-                <w:szCs w:val="22"/>
-                <w:color w:val="000000"/>
+                <w:b w:val="true"/>
+                <w:u w:val="none"/>
+                <w:strike w:val="false"/>
+                <w:sz w:val="18"/>
+                <w:szCs w:val="18"/>
+                <w:color w:val="24212B"/>
               </w:rPr>
               <w:t xml:space="preserve">p (overall)</w:t>
             </w:r>
@@ -263,7 +263,7 @@
               <w:left w:val="none" w:sz="0" w:space="0" w:color="000000"/>
               <w:right w:val="none" w:sz="0" w:space="0" w:color="000000"/>
             </w:tcBorders>
-            <w:shd w:val="clear" w:color="auto" w:fill="FFFFFF"/>
+            <w:shd w:val="clear" w:color="auto" w:fill="F4F1FA"/>
             <w:tcMar>
               <w:top w:w="0" w:type="dxa"/>
               <w:bottom w:w="0" w:type="dxa"/>
@@ -274,36 +274,36 @@
           </w:tcPr>
           <w:p>
             <w:pPr>
-              <w:jc w:val="left"/>
+              <w:jc w:val="center"/>
               <w:pBdr>
                 <w:bottom w:val="none" w:sz="0" w:space="0" w:color="000000"/>
                 <w:top w:val="none" w:sz="0" w:space="0" w:color="000000"/>
                 <w:left w:val="none" w:sz="0" w:space="0" w:color="000000"/>
                 <w:right w:val="none" w:sz="0" w:space="0" w:color="000000"/>
               </w:pBdr>
-              <w:spacing w:after="100" w:before="100" w:line="240"/>
-              <w:ind w:left="100" w:right="100" w:firstLine="0" w:firstLineChars="0"/>
-              <w:rPr>
-                <w:rFonts w:ascii="Helvetica" w:hAnsi="Helvetica" w:eastAsia="Helvetica" w:cs="Helvetica"/>
-                <w:i w:val="false"/>
-                <w:b w:val="false"/>
-                <w:u w:val="none"/>
-                <w:strike w:val="false"/>
-                <w:sz w:val="22"/>
-                <w:szCs w:val="22"/>
-                <w:color w:val="000000"/>
+              <w:spacing w:after="60" w:before="60" w:line="240"/>
+              <w:ind w:left="60" w:right="60" w:firstLine="0" w:firstLineChars="0"/>
+              <w:rPr>
+                <w:rFonts w:ascii="Helvetica" w:hAnsi="Helvetica" w:eastAsia="Helvetica" w:cs="Helvetica"/>
+                <w:i w:val="false"/>
+                <w:b w:val="true"/>
+                <w:u w:val="none"/>
+                <w:strike w:val="false"/>
+                <w:sz w:val="18"/>
+                <w:szCs w:val="18"/>
+                <w:color w:val="24212B"/>
               </w:rPr>
             </w:pPr>
             <w:r>
               <w:rPr>
                 <w:rFonts w:ascii="Helvetica" w:hAnsi="Helvetica" w:eastAsia="Helvetica" w:cs="Helvetica"/>
                 <w:i w:val="false"/>
-                <w:b w:val="false"/>
-                <w:u w:val="none"/>
-                <w:strike w:val="false"/>
-                <w:sz w:val="22"/>
-                <w:szCs w:val="22"/>
-                <w:color w:val="000000"/>
+                <w:b w:val="true"/>
+                <w:u w:val="none"/>
+                <w:strike w:val="false"/>
+                <w:sz w:val="18"/>
+                <w:szCs w:val="18"/>
+                <w:color w:val="24212B"/>
               </w:rPr>
               <w:t xml:space="preserve">Stars</w:t>
             </w:r>
@@ -312,7 +312,7 @@
       </w:tr>
       <w:tr>
         <w:trPr>
-          <w:trHeight w:val="360" w:hRule="auto"/>
+          <w:trHeight w:val="433" w:hRule="auto"/>
         </w:trPr>
         body1
         <w:tc>
@@ -341,17 +341,17 @@
                 <w:left w:val="none" w:sz="0" w:space="0" w:color="000000"/>
                 <w:right w:val="none" w:sz="0" w:space="0" w:color="000000"/>
               </w:pBdr>
-              <w:spacing w:after="100" w:before="100" w:line="240"/>
-              <w:ind w:left="100" w:right="100" w:firstLine="0" w:firstLineChars="0"/>
+              <w:spacing w:after="60" w:before="60" w:line="240"/>
+              <w:ind w:left="60" w:right="60" w:firstLine="0" w:firstLineChars="0"/>
               <w:rPr>
                 <w:rFonts w:ascii="Helvetica" w:hAnsi="Helvetica" w:eastAsia="Helvetica" w:cs="Helvetica"/>
                 <w:i w:val="false"/>
                 <w:b w:val="false"/>
                 <w:u w:val="none"/>
                 <w:strike w:val="false"/>
-                <w:sz w:val="22"/>
-                <w:szCs w:val="22"/>
-                <w:color w:val="000000"/>
+                <w:sz w:val="17"/>
+                <w:szCs w:val="17"/>
+                <w:color w:val="24212B"/>
               </w:rPr>
             </w:pPr>
             <w:r>
@@ -361,9 +361,9 @@
                 <w:b w:val="false"/>
                 <w:u w:val="none"/>
                 <w:strike w:val="false"/>
-                <w:sz w:val="22"/>
-                <w:szCs w:val="22"/>
-                <w:color w:val="000000"/>
+                <w:sz w:val="17"/>
+                <w:szCs w:val="17"/>
+                <w:color w:val="24212B"/>
               </w:rPr>
               <w:t xml:space="preserve">LSD</w:t>
             </w:r>
@@ -388,24 +388,24 @@
           </w:tcPr>
           <w:p>
             <w:pPr>
-              <w:jc w:val="right"/>
+              <w:jc w:val="center"/>
               <w:pBdr>
                 <w:bottom w:val="none" w:sz="0" w:space="0" w:color="000000"/>
                 <w:top w:val="none" w:sz="0" w:space="0" w:color="000000"/>
                 <w:left w:val="none" w:sz="0" w:space="0" w:color="000000"/>
                 <w:right w:val="none" w:sz="0" w:space="0" w:color="000000"/>
               </w:pBdr>
-              <w:spacing w:after="100" w:before="100" w:line="240"/>
-              <w:ind w:left="100" w:right="100" w:firstLine="0" w:firstLineChars="0"/>
+              <w:spacing w:after="60" w:before="60" w:line="240"/>
+              <w:ind w:left="60" w:right="60" w:firstLine="0" w:firstLineChars="0"/>
               <w:rPr>
                 <w:rFonts w:ascii="Helvetica" w:hAnsi="Helvetica" w:eastAsia="Helvetica" w:cs="Helvetica"/>
                 <w:i w:val="false"/>
                 <w:b w:val="false"/>
                 <w:u w:val="none"/>
                 <w:strike w:val="false"/>
-                <w:sz w:val="22"/>
-                <w:szCs w:val="22"/>
-                <w:color w:val="000000"/>
+                <w:sz w:val="17"/>
+                <w:szCs w:val="17"/>
+                <w:color w:val="24212B"/>
               </w:rPr>
             </w:pPr>
             <w:r>
@@ -415,11 +415,11 @@
                 <w:b w:val="false"/>
                 <w:u w:val="none"/>
                 <w:strike w:val="false"/>
-                <w:sz w:val="22"/>
-                <w:szCs w:val="22"/>
-                <w:color w:val="000000"/>
-              </w:rPr>
-              <w:t xml:space="preserve">149</w:t>
+                <w:sz w:val="17"/>
+                <w:szCs w:val="17"/>
+                <w:color w:val="24212B"/>
+              </w:rPr>
+              <w:t xml:space="preserve">137</w:t>
             </w:r>
           </w:p>
         </w:tc>
@@ -442,24 +442,24 @@
           </w:tcPr>
           <w:p>
             <w:pPr>
-              <w:jc w:val="left"/>
+              <w:jc w:val="center"/>
               <w:pBdr>
                 <w:bottom w:val="none" w:sz="0" w:space="0" w:color="000000"/>
                 <w:top w:val="none" w:sz="0" w:space="0" w:color="000000"/>
                 <w:left w:val="none" w:sz="0" w:space="0" w:color="000000"/>
                 <w:right w:val="none" w:sz="0" w:space="0" w:color="000000"/>
               </w:pBdr>
-              <w:spacing w:after="100" w:before="100" w:line="240"/>
-              <w:ind w:left="100" w:right="100" w:firstLine="0" w:firstLineChars="0"/>
+              <w:spacing w:after="60" w:before="60" w:line="240"/>
+              <w:ind w:left="60" w:right="60" w:firstLine="0" w:firstLineChars="0"/>
               <w:rPr>
                 <w:rFonts w:ascii="Helvetica" w:hAnsi="Helvetica" w:eastAsia="Helvetica" w:cs="Helvetica"/>
                 <w:i w:val="false"/>
                 <w:b w:val="false"/>
                 <w:u w:val="none"/>
                 <w:strike w:val="false"/>
-                <w:sz w:val="22"/>
-                <w:szCs w:val="22"/>
-                <w:color w:val="000000"/>
+                <w:sz w:val="17"/>
+                <w:szCs w:val="17"/>
+                <w:color w:val="24212B"/>
               </w:rPr>
             </w:pPr>
             <w:r>
@@ -469,11 +469,11 @@
                 <w:b w:val="false"/>
                 <w:u w:val="none"/>
                 <w:strike w:val="false"/>
-                <w:sz w:val="22"/>
-                <w:szCs w:val="22"/>
-                <w:color w:val="000000"/>
-              </w:rPr>
-              <w:t xml:space="preserve">11.36</w:t>
+                <w:sz w:val="17"/>
+                <w:szCs w:val="17"/>
+                <w:color w:val="24212B"/>
+              </w:rPr>
+              <w:t xml:space="preserve">8.84</w:t>
             </w:r>
           </w:p>
         </w:tc>
@@ -496,24 +496,24 @@
           </w:tcPr>
           <w:p>
             <w:pPr>
-              <w:jc w:val="left"/>
+              <w:jc w:val="center"/>
               <w:pBdr>
                 <w:bottom w:val="none" w:sz="0" w:space="0" w:color="000000"/>
                 <w:top w:val="none" w:sz="0" w:space="0" w:color="000000"/>
                 <w:left w:val="none" w:sz="0" w:space="0" w:color="000000"/>
                 <w:right w:val="none" w:sz="0" w:space="0" w:color="000000"/>
               </w:pBdr>
-              <w:spacing w:after="100" w:before="100" w:line="240"/>
-              <w:ind w:left="100" w:right="100" w:firstLine="0" w:firstLineChars="0"/>
+              <w:spacing w:after="60" w:before="60" w:line="240"/>
+              <w:ind w:left="60" w:right="60" w:firstLine="0" w:firstLineChars="0"/>
               <w:rPr>
                 <w:rFonts w:ascii="Helvetica" w:hAnsi="Helvetica" w:eastAsia="Helvetica" w:cs="Helvetica"/>
                 <w:i w:val="false"/>
                 <w:b w:val="false"/>
                 <w:u w:val="none"/>
                 <w:strike w:val="false"/>
-                <w:sz w:val="22"/>
-                <w:szCs w:val="22"/>
-                <w:color w:val="000000"/>
+                <w:sz w:val="17"/>
+                <w:szCs w:val="17"/>
+                <w:color w:val="24212B"/>
               </w:rPr>
             </w:pPr>
             <w:r>
@@ -523,11 +523,11 @@
                 <w:b w:val="false"/>
                 <w:u w:val="none"/>
                 <w:strike w:val="false"/>
-                <w:sz w:val="22"/>
-                <w:szCs w:val="22"/>
-                <w:color w:val="000000"/>
-              </w:rPr>
-              <w:t xml:space="preserve">&lt;0.001</w:t>
+                <w:sz w:val="17"/>
+                <w:szCs w:val="17"/>
+                <w:color w:val="24212B"/>
+              </w:rPr>
+              <w:t xml:space="preserve">0.003</w:t>
             </w:r>
           </w:p>
         </w:tc>
@@ -550,45 +550,45 @@
           </w:tcPr>
           <w:p>
             <w:pPr>
-              <w:jc w:val="left"/>
+              <w:jc w:val="center"/>
               <w:pBdr>
                 <w:bottom w:val="none" w:sz="0" w:space="0" w:color="000000"/>
                 <w:top w:val="none" w:sz="0" w:space="0" w:color="000000"/>
                 <w:left w:val="none" w:sz="0" w:space="0" w:color="000000"/>
                 <w:right w:val="none" w:sz="0" w:space="0" w:color="000000"/>
               </w:pBdr>
-              <w:spacing w:after="100" w:before="100" w:line="240"/>
-              <w:ind w:left="100" w:right="100" w:firstLine="0" w:firstLineChars="0"/>
-              <w:rPr>
-                <w:rFonts w:ascii="Helvetica" w:hAnsi="Helvetica" w:eastAsia="Helvetica" w:cs="Helvetica"/>
-                <w:i w:val="false"/>
-                <w:b w:val="false"/>
-                <w:u w:val="none"/>
-                <w:strike w:val="false"/>
-                <w:sz w:val="22"/>
-                <w:szCs w:val="22"/>
-                <w:color w:val="000000"/>
+              <w:spacing w:after="60" w:before="60" w:line="240"/>
+              <w:ind w:left="60" w:right="60" w:firstLine="0" w:firstLineChars="0"/>
+              <w:rPr>
+                <w:rFonts w:ascii="Helvetica" w:hAnsi="Helvetica" w:eastAsia="Helvetica" w:cs="Helvetica"/>
+                <w:i w:val="false"/>
+                <w:b w:val="true"/>
+                <w:u w:val="none"/>
+                <w:strike w:val="false"/>
+                <w:sz w:val="17"/>
+                <w:szCs w:val="17"/>
+                <w:color w:val="24212B"/>
               </w:rPr>
             </w:pPr>
             <w:r>
               <w:rPr>
                 <w:rFonts w:ascii="Helvetica" w:hAnsi="Helvetica" w:eastAsia="Helvetica" w:cs="Helvetica"/>
                 <w:i w:val="false"/>
-                <w:b w:val="false"/>
-                <w:u w:val="none"/>
-                <w:strike w:val="false"/>
-                <w:sz w:val="22"/>
-                <w:szCs w:val="22"/>
-                <w:color w:val="000000"/>
-              </w:rPr>
-              <w:t xml:space="preserve">***</w:t>
+                <w:b w:val="true"/>
+                <w:u w:val="none"/>
+                <w:strike w:val="false"/>
+                <w:sz w:val="17"/>
+                <w:szCs w:val="17"/>
+                <w:color w:val="24212B"/>
+              </w:rPr>
+              <w:t xml:space="preserve">**</w:t>
             </w:r>
           </w:p>
         </w:tc>
       </w:tr>
       <w:tr>
         <w:trPr>
-          <w:trHeight w:val="360" w:hRule="auto"/>
+          <w:trHeight w:val="427" w:hRule="auto"/>
         </w:trPr>
         body2
         <w:tc>
@@ -617,17 +617,17 @@
                 <w:left w:val="none" w:sz="0" w:space="0" w:color="000000"/>
                 <w:right w:val="none" w:sz="0" w:space="0" w:color="000000"/>
               </w:pBdr>
-              <w:spacing w:after="100" w:before="100" w:line="240"/>
-              <w:ind w:left="100" w:right="100" w:firstLine="0" w:firstLineChars="0"/>
+              <w:spacing w:after="60" w:before="60" w:line="240"/>
+              <w:ind w:left="60" w:right="60" w:firstLine="0" w:firstLineChars="0"/>
               <w:rPr>
                 <w:rFonts w:ascii="Helvetica" w:hAnsi="Helvetica" w:eastAsia="Helvetica" w:cs="Helvetica"/>
                 <w:i w:val="false"/>
                 <w:b w:val="false"/>
                 <w:u w:val="none"/>
                 <w:strike w:val="false"/>
-                <w:sz w:val="22"/>
-                <w:szCs w:val="22"/>
-                <w:color w:val="000000"/>
+                <w:sz w:val="17"/>
+                <w:szCs w:val="17"/>
+                <w:color w:val="24212B"/>
               </w:rPr>
             </w:pPr>
             <w:r>
@@ -637,9 +637,9 @@
                 <w:b w:val="false"/>
                 <w:u w:val="none"/>
                 <w:strike w:val="false"/>
-                <w:sz w:val="22"/>
-                <w:szCs w:val="22"/>
-                <w:color w:val="000000"/>
+                <w:sz w:val="17"/>
+                <w:szCs w:val="17"/>
+                <w:color w:val="24212B"/>
               </w:rPr>
               <w:t xml:space="preserve">MDMA</w:t>
             </w:r>
@@ -664,24 +664,24 @@
           </w:tcPr>
           <w:p>
             <w:pPr>
-              <w:jc w:val="right"/>
+              <w:jc w:val="center"/>
               <w:pBdr>
                 <w:bottom w:val="none" w:sz="0" w:space="0" w:color="000000"/>
                 <w:top w:val="none" w:sz="0" w:space="0" w:color="000000"/>
                 <w:left w:val="none" w:sz="0" w:space="0" w:color="000000"/>
                 <w:right w:val="none" w:sz="0" w:space="0" w:color="000000"/>
               </w:pBdr>
-              <w:spacing w:after="100" w:before="100" w:line="240"/>
-              <w:ind w:left="100" w:right="100" w:firstLine="0" w:firstLineChars="0"/>
+              <w:spacing w:after="60" w:before="60" w:line="240"/>
+              <w:ind w:left="60" w:right="60" w:firstLine="0" w:firstLineChars="0"/>
               <w:rPr>
                 <w:rFonts w:ascii="Helvetica" w:hAnsi="Helvetica" w:eastAsia="Helvetica" w:cs="Helvetica"/>
                 <w:i w:val="false"/>
                 <w:b w:val="false"/>
                 <w:u w:val="none"/>
                 <w:strike w:val="false"/>
-                <w:sz w:val="22"/>
-                <w:szCs w:val="22"/>
-                <w:color w:val="000000"/>
+                <w:sz w:val="17"/>
+                <w:szCs w:val="17"/>
+                <w:color w:val="24212B"/>
               </w:rPr>
             </w:pPr>
             <w:r>
@@ -691,11 +691,11 @@
                 <w:b w:val="false"/>
                 <w:u w:val="none"/>
                 <w:strike w:val="false"/>
-                <w:sz w:val="22"/>
-                <w:szCs w:val="22"/>
-                <w:color w:val="000000"/>
-              </w:rPr>
-              <w:t xml:space="preserve">213</w:t>
+                <w:sz w:val="17"/>
+                <w:szCs w:val="17"/>
+                <w:color w:val="24212B"/>
+              </w:rPr>
+              <w:t xml:space="preserve">160</w:t>
             </w:r>
           </w:p>
         </w:tc>
@@ -718,24 +718,24 @@
           </w:tcPr>
           <w:p>
             <w:pPr>
-              <w:jc w:val="left"/>
+              <w:jc w:val="center"/>
               <w:pBdr>
                 <w:bottom w:val="none" w:sz="0" w:space="0" w:color="000000"/>
                 <w:top w:val="none" w:sz="0" w:space="0" w:color="000000"/>
                 <w:left w:val="none" w:sz="0" w:space="0" w:color="000000"/>
                 <w:right w:val="none" w:sz="0" w:space="0" w:color="000000"/>
               </w:pBdr>
-              <w:spacing w:after="100" w:before="100" w:line="240"/>
-              <w:ind w:left="100" w:right="100" w:firstLine="0" w:firstLineChars="0"/>
+              <w:spacing w:after="60" w:before="60" w:line="240"/>
+              <w:ind w:left="60" w:right="60" w:firstLine="0" w:firstLineChars="0"/>
               <w:rPr>
                 <w:rFonts w:ascii="Helvetica" w:hAnsi="Helvetica" w:eastAsia="Helvetica" w:cs="Helvetica"/>
                 <w:i w:val="false"/>
                 <w:b w:val="false"/>
                 <w:u w:val="none"/>
                 <w:strike w:val="false"/>
-                <w:sz w:val="22"/>
-                <w:szCs w:val="22"/>
-                <w:color w:val="000000"/>
+                <w:sz w:val="17"/>
+                <w:szCs w:val="17"/>
+                <w:color w:val="24212B"/>
               </w:rPr>
             </w:pPr>
             <w:r>
@@ -745,11 +745,11 @@
                 <w:b w:val="false"/>
                 <w:u w:val="none"/>
                 <w:strike w:val="false"/>
-                <w:sz w:val="22"/>
-                <w:szCs w:val="22"/>
-                <w:color w:val="000000"/>
-              </w:rPr>
-              <w:t xml:space="preserve">10.16</w:t>
+                <w:sz w:val="17"/>
+                <w:szCs w:val="17"/>
+                <w:color w:val="24212B"/>
+              </w:rPr>
+              <w:t xml:space="preserve">15.98</w:t>
             </w:r>
           </w:p>
         </w:tc>
@@ -772,24 +772,24 @@
           </w:tcPr>
           <w:p>
             <w:pPr>
-              <w:jc w:val="left"/>
+              <w:jc w:val="center"/>
               <w:pBdr>
                 <w:bottom w:val="none" w:sz="0" w:space="0" w:color="000000"/>
                 <w:top w:val="none" w:sz="0" w:space="0" w:color="000000"/>
                 <w:left w:val="none" w:sz="0" w:space="0" w:color="000000"/>
                 <w:right w:val="none" w:sz="0" w:space="0" w:color="000000"/>
               </w:pBdr>
-              <w:spacing w:after="100" w:before="100" w:line="240"/>
-              <w:ind w:left="100" w:right="100" w:firstLine="0" w:firstLineChars="0"/>
+              <w:spacing w:after="60" w:before="60" w:line="240"/>
+              <w:ind w:left="60" w:right="60" w:firstLine="0" w:firstLineChars="0"/>
               <w:rPr>
                 <w:rFonts w:ascii="Helvetica" w:hAnsi="Helvetica" w:eastAsia="Helvetica" w:cs="Helvetica"/>
                 <w:i w:val="false"/>
                 <w:b w:val="false"/>
                 <w:u w:val="none"/>
                 <w:strike w:val="false"/>
-                <w:sz w:val="22"/>
-                <w:szCs w:val="22"/>
-                <w:color w:val="000000"/>
+                <w:sz w:val="17"/>
+                <w:szCs w:val="17"/>
+                <w:color w:val="24212B"/>
               </w:rPr>
             </w:pPr>
             <w:r>
@@ -799,9 +799,9 @@
                 <w:b w:val="false"/>
                 <w:u w:val="none"/>
                 <w:strike w:val="false"/>
-                <w:sz w:val="22"/>
-                <w:szCs w:val="22"/>
-                <w:color w:val="000000"/>
+                <w:sz w:val="17"/>
+                <w:szCs w:val="17"/>
+                <w:color w:val="24212B"/>
               </w:rPr>
               <w:t xml:space="preserve">&lt;0.001</w:t>
             </w:r>
@@ -826,36 +826,36 @@
           </w:tcPr>
           <w:p>
             <w:pPr>
-              <w:jc w:val="left"/>
+              <w:jc w:val="center"/>
               <w:pBdr>
                 <w:bottom w:val="none" w:sz="0" w:space="0" w:color="000000"/>
                 <w:top w:val="none" w:sz="0" w:space="0" w:color="000000"/>
                 <w:left w:val="none" w:sz="0" w:space="0" w:color="000000"/>
                 <w:right w:val="none" w:sz="0" w:space="0" w:color="000000"/>
               </w:pBdr>
-              <w:spacing w:after="100" w:before="100" w:line="240"/>
-              <w:ind w:left="100" w:right="100" w:firstLine="0" w:firstLineChars="0"/>
-              <w:rPr>
-                <w:rFonts w:ascii="Helvetica" w:hAnsi="Helvetica" w:eastAsia="Helvetica" w:cs="Helvetica"/>
-                <w:i w:val="false"/>
-                <w:b w:val="false"/>
-                <w:u w:val="none"/>
-                <w:strike w:val="false"/>
-                <w:sz w:val="22"/>
-                <w:szCs w:val="22"/>
-                <w:color w:val="000000"/>
+              <w:spacing w:after="60" w:before="60" w:line="240"/>
+              <w:ind w:left="60" w:right="60" w:firstLine="0" w:firstLineChars="0"/>
+              <w:rPr>
+                <w:rFonts w:ascii="Helvetica" w:hAnsi="Helvetica" w:eastAsia="Helvetica" w:cs="Helvetica"/>
+                <w:i w:val="false"/>
+                <w:b w:val="true"/>
+                <w:u w:val="none"/>
+                <w:strike w:val="false"/>
+                <w:sz w:val="17"/>
+                <w:szCs w:val="17"/>
+                <w:color w:val="24212B"/>
               </w:rPr>
             </w:pPr>
             <w:r>
               <w:rPr>
                 <w:rFonts w:ascii="Helvetica" w:hAnsi="Helvetica" w:eastAsia="Helvetica" w:cs="Helvetica"/>
                 <w:i w:val="false"/>
-                <w:b w:val="false"/>
-                <w:u w:val="none"/>
-                <w:strike w:val="false"/>
-                <w:sz w:val="22"/>
-                <w:szCs w:val="22"/>
-                <w:color w:val="000000"/>
+                <w:b w:val="true"/>
+                <w:u w:val="none"/>
+                <w:strike w:val="false"/>
+                <w:sz w:val="17"/>
+                <w:szCs w:val="17"/>
+                <w:color w:val="24212B"/>
               </w:rPr>
               <w:t xml:space="preserve">***</w:t>
             </w:r>
@@ -864,7 +864,7 @@
       </w:tr>
       <w:tr>
         <w:trPr>
-          <w:trHeight w:val="360" w:hRule="auto"/>
+          <w:trHeight w:val="433" w:hRule="auto"/>
         </w:trPr>
         body3
         <w:tc>
@@ -893,17 +893,17 @@
                 <w:left w:val="none" w:sz="0" w:space="0" w:color="000000"/>
                 <w:right w:val="none" w:sz="0" w:space="0" w:color="000000"/>
               </w:pBdr>
-              <w:spacing w:after="100" w:before="100" w:line="240"/>
-              <w:ind w:left="100" w:right="100" w:firstLine="0" w:firstLineChars="0"/>
+              <w:spacing w:after="60" w:before="60" w:line="240"/>
+              <w:ind w:left="60" w:right="60" w:firstLine="0" w:firstLineChars="0"/>
               <w:rPr>
                 <w:rFonts w:ascii="Helvetica" w:hAnsi="Helvetica" w:eastAsia="Helvetica" w:cs="Helvetica"/>
                 <w:i w:val="false"/>
                 <w:b w:val="false"/>
                 <w:u w:val="none"/>
                 <w:strike w:val="false"/>
-                <w:sz w:val="22"/>
-                <w:szCs w:val="22"/>
-                <w:color w:val="000000"/>
+                <w:sz w:val="17"/>
+                <w:szCs w:val="17"/>
+                <w:color w:val="24212B"/>
               </w:rPr>
             </w:pPr>
             <w:r>
@@ -913,9 +913,9 @@
                 <w:b w:val="false"/>
                 <w:u w:val="none"/>
                 <w:strike w:val="false"/>
-                <w:sz w:val="22"/>
-                <w:szCs w:val="22"/>
-                <w:color w:val="000000"/>
+                <w:sz w:val="17"/>
+                <w:szCs w:val="17"/>
+                <w:color w:val="24212B"/>
               </w:rPr>
               <w:t xml:space="preserve">PSILOCYBIN</w:t>
             </w:r>
@@ -940,24 +940,24 @@
           </w:tcPr>
           <w:p>
             <w:pPr>
-              <w:jc w:val="right"/>
+              <w:jc w:val="center"/>
               <w:pBdr>
                 <w:bottom w:val="none" w:sz="0" w:space="0" w:color="000000"/>
                 <w:top w:val="none" w:sz="0" w:space="0" w:color="000000"/>
                 <w:left w:val="none" w:sz="0" w:space="0" w:color="000000"/>
                 <w:right w:val="none" w:sz="0" w:space="0" w:color="000000"/>
               </w:pBdr>
-              <w:spacing w:after="100" w:before="100" w:line="240"/>
-              <w:ind w:left="100" w:right="100" w:firstLine="0" w:firstLineChars="0"/>
+              <w:spacing w:after="60" w:before="60" w:line="240"/>
+              <w:ind w:left="60" w:right="60" w:firstLine="0" w:firstLineChars="0"/>
               <w:rPr>
                 <w:rFonts w:ascii="Helvetica" w:hAnsi="Helvetica" w:eastAsia="Helvetica" w:cs="Helvetica"/>
                 <w:i w:val="false"/>
                 <w:b w:val="false"/>
                 <w:u w:val="none"/>
                 <w:strike w:val="false"/>
-                <w:sz w:val="22"/>
-                <w:szCs w:val="22"/>
-                <w:color w:val="000000"/>
+                <w:sz w:val="17"/>
+                <w:szCs w:val="17"/>
+                <w:color w:val="24212B"/>
               </w:rPr>
             </w:pPr>
             <w:r>
@@ -967,11 +967,11 @@
                 <w:b w:val="false"/>
                 <w:u w:val="none"/>
                 <w:strike w:val="false"/>
-                <w:sz w:val="22"/>
-                <w:szCs w:val="22"/>
-                <w:color w:val="000000"/>
-              </w:rPr>
-              <w:t xml:space="preserve">166</w:t>
+                <w:sz w:val="17"/>
+                <w:szCs w:val="17"/>
+                <w:color w:val="24212B"/>
+              </w:rPr>
+              <w:t xml:space="preserve">218</w:t>
             </w:r>
           </w:p>
         </w:tc>
@@ -994,24 +994,24 @@
           </w:tcPr>
           <w:p>
             <w:pPr>
-              <w:jc w:val="left"/>
+              <w:jc w:val="center"/>
               <w:pBdr>
                 <w:bottom w:val="none" w:sz="0" w:space="0" w:color="000000"/>
                 <w:top w:val="none" w:sz="0" w:space="0" w:color="000000"/>
                 <w:left w:val="none" w:sz="0" w:space="0" w:color="000000"/>
                 <w:right w:val="none" w:sz="0" w:space="0" w:color="000000"/>
               </w:pBdr>
-              <w:spacing w:after="100" w:before="100" w:line="240"/>
-              <w:ind w:left="100" w:right="100" w:firstLine="0" w:firstLineChars="0"/>
+              <w:spacing w:after="60" w:before="60" w:line="240"/>
+              <w:ind w:left="60" w:right="60" w:firstLine="0" w:firstLineChars="0"/>
               <w:rPr>
                 <w:rFonts w:ascii="Helvetica" w:hAnsi="Helvetica" w:eastAsia="Helvetica" w:cs="Helvetica"/>
                 <w:i w:val="false"/>
                 <w:b w:val="false"/>
                 <w:u w:val="none"/>
                 <w:strike w:val="false"/>
-                <w:sz w:val="22"/>
-                <w:szCs w:val="22"/>
-                <w:color w:val="000000"/>
+                <w:sz w:val="17"/>
+                <w:szCs w:val="17"/>
+                <w:color w:val="24212B"/>
               </w:rPr>
             </w:pPr>
             <w:r>
@@ -1021,11 +1021,11 @@
                 <w:b w:val="false"/>
                 <w:u w:val="none"/>
                 <w:strike w:val="false"/>
-                <w:sz w:val="22"/>
-                <w:szCs w:val="22"/>
-                <w:color w:val="000000"/>
-              </w:rPr>
-              <w:t xml:space="preserve">19.39</w:t>
+                <w:sz w:val="17"/>
+                <w:szCs w:val="17"/>
+                <w:color w:val="24212B"/>
+              </w:rPr>
+              <w:t xml:space="preserve">1.66</w:t>
             </w:r>
           </w:p>
         </w:tc>
@@ -1048,24 +1048,24 @@
           </w:tcPr>
           <w:p>
             <w:pPr>
-              <w:jc w:val="left"/>
+              <w:jc w:val="center"/>
               <w:pBdr>
                 <w:bottom w:val="none" w:sz="0" w:space="0" w:color="000000"/>
                 <w:top w:val="none" w:sz="0" w:space="0" w:color="000000"/>
                 <w:left w:val="none" w:sz="0" w:space="0" w:color="000000"/>
                 <w:right w:val="none" w:sz="0" w:space="0" w:color="000000"/>
               </w:pBdr>
-              <w:spacing w:after="100" w:before="100" w:line="240"/>
-              <w:ind w:left="100" w:right="100" w:firstLine="0" w:firstLineChars="0"/>
+              <w:spacing w:after="60" w:before="60" w:line="240"/>
+              <w:ind w:left="60" w:right="60" w:firstLine="0" w:firstLineChars="0"/>
               <w:rPr>
                 <w:rFonts w:ascii="Helvetica" w:hAnsi="Helvetica" w:eastAsia="Helvetica" w:cs="Helvetica"/>
                 <w:i w:val="false"/>
                 <w:b w:val="false"/>
                 <w:u w:val="none"/>
                 <w:strike w:val="false"/>
-                <w:sz w:val="22"/>
-                <w:szCs w:val="22"/>
-                <w:color w:val="000000"/>
+                <w:sz w:val="17"/>
+                <w:szCs w:val="17"/>
+                <w:color w:val="24212B"/>
               </w:rPr>
             </w:pPr>
             <w:r>
@@ -1075,9 +1075,9 @@
                 <w:b w:val="false"/>
                 <w:u w:val="none"/>
                 <w:strike w:val="false"/>
-                <w:sz w:val="22"/>
-                <w:szCs w:val="22"/>
-                <w:color w:val="000000"/>
+                <w:sz w:val="17"/>
+                <w:szCs w:val="17"/>
+                <w:color w:val="24212B"/>
               </w:rPr>
               <w:t xml:space="preserve">&lt;0.001</w:t>
             </w:r>
@@ -1102,36 +1102,36 @@
           </w:tcPr>
           <w:p>
             <w:pPr>
-              <w:jc w:val="left"/>
+              <w:jc w:val="center"/>
               <w:pBdr>
                 <w:bottom w:val="none" w:sz="0" w:space="0" w:color="000000"/>
                 <w:top w:val="none" w:sz="0" w:space="0" w:color="000000"/>
                 <w:left w:val="none" w:sz="0" w:space="0" w:color="000000"/>
                 <w:right w:val="none" w:sz="0" w:space="0" w:color="000000"/>
               </w:pBdr>
-              <w:spacing w:after="100" w:before="100" w:line="240"/>
-              <w:ind w:left="100" w:right="100" w:firstLine="0" w:firstLineChars="0"/>
-              <w:rPr>
-                <w:rFonts w:ascii="Helvetica" w:hAnsi="Helvetica" w:eastAsia="Helvetica" w:cs="Helvetica"/>
-                <w:i w:val="false"/>
-                <w:b w:val="false"/>
-                <w:u w:val="none"/>
-                <w:strike w:val="false"/>
-                <w:sz w:val="22"/>
-                <w:szCs w:val="22"/>
-                <w:color w:val="000000"/>
+              <w:spacing w:after="60" w:before="60" w:line="240"/>
+              <w:ind w:left="60" w:right="60" w:firstLine="0" w:firstLineChars="0"/>
+              <w:rPr>
+                <w:rFonts w:ascii="Helvetica" w:hAnsi="Helvetica" w:eastAsia="Helvetica" w:cs="Helvetica"/>
+                <w:i w:val="false"/>
+                <w:b w:val="true"/>
+                <w:u w:val="none"/>
+                <w:strike w:val="false"/>
+                <w:sz w:val="17"/>
+                <w:szCs w:val="17"/>
+                <w:color w:val="24212B"/>
               </w:rPr>
             </w:pPr>
             <w:r>
               <w:rPr>
                 <w:rFonts w:ascii="Helvetica" w:hAnsi="Helvetica" w:eastAsia="Helvetica" w:cs="Helvetica"/>
                 <w:i w:val="false"/>
-                <w:b w:val="false"/>
-                <w:u w:val="none"/>
-                <w:strike w:val="false"/>
-                <w:sz w:val="22"/>
-                <w:szCs w:val="22"/>
-                <w:color w:val="000000"/>
+                <w:b w:val="true"/>
+                <w:u w:val="none"/>
+                <w:strike w:val="false"/>
+                <w:sz w:val="17"/>
+                <w:szCs w:val="17"/>
+                <w:color w:val="24212B"/>
               </w:rPr>
               <w:t xml:space="preserve">***</w:t>
             </w:r>

--- a/results/paper_tables/session/01_dr_global_by_molecule.docx
+++ b/results/paper_tables/session/01_dr_global_by_molecule.docx
@@ -419,7 +419,7 @@
                 <w:szCs w:val="17"/>
                 <w:color w:val="24212B"/>
               </w:rPr>
-              <w:t xml:space="preserve">137</w:t>
+              <w:t xml:space="preserve">196</w:t>
             </w:r>
           </w:p>
         </w:tc>
@@ -473,7 +473,7 @@
                 <w:szCs w:val="17"/>
                 <w:color w:val="24212B"/>
               </w:rPr>
-              <w:t xml:space="preserve">8.84</w:t>
+              <w:t xml:space="preserve">0.85</w:t>
             </w:r>
           </w:p>
         </w:tc>
@@ -527,7 +527,7 @@
                 <w:szCs w:val="17"/>
                 <w:color w:val="24212B"/>
               </w:rPr>
-              <w:t xml:space="preserve">0.003</w:t>
+              <w:t xml:space="preserve">0.116</w:t>
             </w:r>
           </w:p>
         </w:tc>
@@ -562,7 +562,7 @@
               <w:rPr>
                 <w:rFonts w:ascii="Helvetica" w:hAnsi="Helvetica" w:eastAsia="Helvetica" w:cs="Helvetica"/>
                 <w:i w:val="false"/>
-                <w:b w:val="true"/>
+                <w:b w:val="false"/>
                 <w:u w:val="none"/>
                 <w:strike w:val="false"/>
                 <w:sz w:val="17"/>
@@ -574,14 +574,14 @@
               <w:rPr>
                 <w:rFonts w:ascii="Helvetica" w:hAnsi="Helvetica" w:eastAsia="Helvetica" w:cs="Helvetica"/>
                 <w:i w:val="false"/>
-                <w:b w:val="true"/>
-                <w:u w:val="none"/>
-                <w:strike w:val="false"/>
-                <w:sz w:val="17"/>
-                <w:szCs w:val="17"/>
-                <w:color w:val="24212B"/>
-              </w:rPr>
-              <w:t xml:space="preserve">**</w:t>
+                <w:b w:val="false"/>
+                <w:u w:val="none"/>
+                <w:strike w:val="false"/>
+                <w:sz w:val="17"/>
+                <w:szCs w:val="17"/>
+                <w:color w:val="24212B"/>
+              </w:rPr>
+              <w:t xml:space="preserve"/>
             </w:r>
           </w:p>
         </w:tc>
@@ -695,7 +695,7 @@
                 <w:szCs w:val="17"/>
                 <w:color w:val="24212B"/>
               </w:rPr>
-              <w:t xml:space="preserve">160</w:t>
+              <w:t xml:space="preserve">179</w:t>
             </w:r>
           </w:p>
         </w:tc>
@@ -749,7 +749,7 @@
                 <w:szCs w:val="17"/>
                 <w:color w:val="24212B"/>
               </w:rPr>
-              <w:t xml:space="preserve">15.98</w:t>
+              <w:t xml:space="preserve">20.02</w:t>
             </w:r>
           </w:p>
         </w:tc>
@@ -971,7 +971,7 @@
                 <w:szCs w:val="17"/>
                 <w:color w:val="24212B"/>
               </w:rPr>
-              <w:t xml:space="preserve">218</w:t>
+              <w:t xml:space="preserve">222</w:t>
             </w:r>
           </w:p>
         </w:tc>
@@ -1025,7 +1025,7 @@
                 <w:szCs w:val="17"/>
                 <w:color w:val="24212B"/>
               </w:rPr>
-              <w:t xml:space="preserve">1.66</w:t>
+              <w:t xml:space="preserve">1.72</w:t>
             </w:r>
           </w:p>
         </w:tc>
